--- a/templates/spal-sjn-template.docx
+++ b/templates/spal-sjn-template.docx
@@ -282,6 +282,8 @@
             </w:pPr>
             <w:r>
               <w:rPr>
+                <w:b/>
+                <w:bCs/>
                 <w:sz w:val="18"/>
                 <w:szCs w:val="18"/>
               </w:rPr>
@@ -391,6 +393,8 @@
             </w:pPr>
             <w:r>
               <w:rPr>
+                <w:b/>
+                <w:bCs/>
                 <w:sz w:val="18"/>
                 <w:szCs w:val="18"/>
               </w:rPr>
@@ -398,13 +402,15 @@
             </w:r>
             <w:r>
               <w:rPr>
+                <w:b/>
+                <w:bCs/>
                 <w:sz w:val="18"/>
                 <w:szCs w:val="18"/>
               </w:rPr>
               <w:t xml:space="preserve">%%NAMA_PT%%</w:t>
             </w:r>
           </w:p>
-          <w:p ns2:paraId="09557659" ns2:textId="291E63E5">
+          <w:p ns2:paraId="843EB117" ns2:textId="291E63E5">
             <w:pPr>
               <w:pStyle w:val="ListParagraph"/>
               <w:ind w:left="470"/>
@@ -459,6 +465,8 @@
           </w:p>
           <w:p ns2:paraId="0D6EBAD3" ns2:textId="43040073">
             <w:pPr>
+              <w:pStyle w:val="ListParagraph"/>
+              <w:ind w:left="470"/>
               <w:rPr>
                 <w:i/>
                 <w:iCs/>
@@ -473,30 +481,10 @@
                 <w:sz w:val="18"/>
                 <w:szCs w:val="18"/>
               </w:rPr>
-              <w:t xml:space="preserve"> </w:t>
+              <w:t xml:space="preserve">%%NAMA_DATA_KAPAL%%</w:t>
             </w:r>
           </w:p>
           <w:p ns2:paraId="5F0E7A41" ns2:textId="77777777">
-            <w:pPr>
-              <w:rPr>
-                <w:i/>
-                <w:iCs/>
-                <w:sz w:val="18"/>
-                <w:szCs w:val="18"/>
-              </w:rPr>
-            </w:pPr>
-          </w:p>
-          <w:p ns2:paraId="67316680" ns2:textId="77777777">
-            <w:pPr>
-              <w:rPr>
-                <w:i/>
-                <w:iCs/>
-                <w:sz w:val="18"/>
-                <w:szCs w:val="18"/>
-              </w:rPr>
-            </w:pPr>
-          </w:p>
-          <w:p ns2:paraId="536206F8" ns2:textId="77777777">
             <w:pPr>
               <w:rPr>
                 <w:i/>
@@ -583,6 +571,13 @@
                 <w:szCs w:val="18"/>
               </w:rPr>
             </w:pPr>
+            <w:r>
+              <w:rPr>
+                <w:sz w:val="18"/>
+                <w:szCs w:val="18"/>
+              </w:rPr>
+              <w:t>%%KESEDIAAN_KAPAL%%</w:t>
+            </w:r>
           </w:p>
         </w:tc>
       </w:tr>
@@ -648,6 +643,13 @@
                 <w:szCs w:val="18"/>
               </w:rPr>
             </w:pPr>
+            <w:r>
+              <w:rPr>
+                <w:sz w:val="18"/>
+                <w:szCs w:val="18"/>
+              </w:rPr>
+              <w:t>%%POSISI_KAPAL%%</w:t>
+            </w:r>
           </w:p>
         </w:tc>
       </w:tr>
@@ -905,11 +907,20 @@
           </w:p>
           <w:p ns2:paraId="036748EC" ns2:textId="3F589F22">
             <w:pPr>
-              <w:rPr>
-                <w:sz w:val="18"/>
-                <w:szCs w:val="18"/>
-              </w:rPr>
-            </w:pPr>
+              <w:pStyle w:val="ListParagraph"/>
+              <w:ind w:left="470"/>
+              <w:rPr>
+                <w:sz w:val="18"/>
+                <w:szCs w:val="18"/>
+              </w:rPr>
+            </w:pPr>
+            <w:r>
+              <w:rPr>
+                <w:sz w:val="18"/>
+                <w:szCs w:val="18"/>
+              </w:rPr>
+              <w:t>%%TOTAL_HARI_MUAT_BONGKAR%%</w:t>
+            </w:r>
           </w:p>
         </w:tc>
       </w:tr>
@@ -962,7 +973,7 @@
                 <w:sz w:val="18"/>
                 <w:szCs w:val="18"/>
               </w:rPr>
-              <w:t xml:space="preserve">Rp. %%UANG_TAMBANG%%</w:t>
+              <w:t xml:space="preserve">Rp. %%UANG_TAMBANG%%/MT,- (%%UANG_TAMBANG_TERBILANG%%)</w:t>
             </w:r>
             <w:r>
               <w:rPr>
